--- a/_67_SYSTEMS__FRESHDESK_TICKET_FORMS.docx
+++ b/_67_SYSTEMS__FRESHDESK_TICKET_FORMS.docx
@@ -424,287 +424,42 @@
     </w:p>
     <w:p>
       <w:r>
-        <w:t xml:space="preserve">*RMA (Return Merchandise Authorization)*</w:t>
-      </w:r>
-    </w:p>
-    <w:p>
-      <w:r>
-        <w:t xml:space="preserve"/>
-      </w:r>
-    </w:p>
-    <w:p>
-      <w:r>
-        <w:t xml:space="preserve">Use when: submitting a request to return broken, malfunctioning, or retired hardware for replacement or refund.</w:t>
-      </w:r>
-    </w:p>
-    <w:p>
-      <w:r>
-        <w:t xml:space="preserve"/>
-      </w:r>
-    </w:p>
-    <w:p>
-      <w:r>
-        <w:t xml:space="preserve">*Before submitting an RMA, you must consult T2 via Slack first* to confirm the equipment truly requires replacement and cannot be repaired using available in-store materials or solutions. Only after T2 confirms there is no in-store fix may the Store Manager submit the RMA form.</w:t>
-      </w:r>
-    </w:p>
-    <w:p>
-      <w:r>
-        <w:t xml:space="preserve"/>
-      </w:r>
-    </w:p>
-    <w:p>
-      <w:r>
-        <w:t xml:space="preserve">Items that may be eligible for RMA (warranty-based replacement):</w:t>
-      </w:r>
-    </w:p>
-    <w:p>
-      <w:r>
-        <w:t xml:space="preserve"/>
-      </w:r>
-    </w:p>
-    <w:p>
-      <w:r>
-        <w:t xml:space="preserve">- Apple TV</w:t>
-      </w:r>
-    </w:p>
-    <w:p>
-      <w:r>
-        <w:t xml:space="preserve"/>
-      </w:r>
-    </w:p>
-    <w:p>
-      <w:r>
-        <w:t xml:space="preserve">- Beelink MINI S12 Pro (N100)</w:t>
-      </w:r>
-    </w:p>
-    <w:p>
-      <w:r>
-        <w:t xml:space="preserve"/>
-      </w:r>
-    </w:p>
-    <w:p>
-      <w:r>
-        <w:t xml:space="preserve">- bHaptic TactSuit X40 and TactSuit Pro</w:t>
-      </w:r>
-    </w:p>
-    <w:p>
-      <w:r>
-        <w:t xml:space="preserve"/>
-      </w:r>
-    </w:p>
-    <w:p>
-      <w:r>
-        <w:t xml:space="preserve">- HP Z VR Backpack G2 and HP Workstation</w:t>
-      </w:r>
-    </w:p>
-    <w:p>
-      <w:r>
-        <w:t xml:space="preserve"/>
-      </w:r>
-    </w:p>
-    <w:p>
-      <w:r>
-        <w:t xml:space="preserve">- HTC Accessories, HTC VIVE Focus 3, HTC VIVE Focus Vision</w:t>
-      </w:r>
-    </w:p>
-    <w:p>
-      <w:r>
-        <w:t xml:space="preserve"/>
-      </w:r>
-    </w:p>
-    <w:p>
-      <w:r>
-        <w:t xml:space="preserve">- iPad and iPad Mini</w:t>
-      </w:r>
-    </w:p>
-    <w:p>
-      <w:r>
-        <w:t xml:space="preserve"/>
-      </w:r>
-    </w:p>
-    <w:p>
-      <w:r>
-        <w:t xml:space="preserve">- Vicon Active Wand, Vicon Vero v2.2 Camera</w:t>
-      </w:r>
-    </w:p>
-    <w:p>
-      <w:r>
-        <w:t xml:space="preserve"/>
-      </w:r>
-    </w:p>
-    <w:p>
-      <w:r>
-        <w:t xml:space="preserve">How to submit an RMA:</w:t>
-      </w:r>
-    </w:p>
-    <w:p>
-      <w:r>
-        <w:t xml:space="preserve"/>
-      </w:r>
-    </w:p>
-    <w:p>
-      <w:r>
-        <w:t xml:space="preserve">1. Navigate to your Freshdesk shortcut on the Staff iPad or go to https://sandboxvr-support.freshdesk.com/support/home in a web browser.</w:t>
-      </w:r>
-    </w:p>
-    <w:p>
-      <w:r>
-        <w:t xml:space="preserve"/>
-      </w:r>
-    </w:p>
-    <w:p>
-      <w:r>
-        <w:t xml:space="preserve">2. You may need to create a Freshdesk Ticket Submitter account using your Store Staff or Employee email before submitting.</w:t>
-      </w:r>
-    </w:p>
-    <w:p>
-      <w:r>
-        <w:t xml:space="preserve"/>
-      </w:r>
-    </w:p>
-    <w:p>
-      <w:r>
-        <w:t xml:space="preserve">3. Select Submit a ticket. Use the dropdown to select RMA under Select issue type.</w:t>
-      </w:r>
-    </w:p>
-    <w:p>
-      <w:r>
-        <w:t xml:space="preserve"/>
-      </w:r>
-    </w:p>
-    <w:p>
-      <w:r>
-        <w:t xml:space="preserve">4. Fill out all fields and submit. An automatic email confirms submission with your ticket number.</w:t>
-      </w:r>
-    </w:p>
-    <w:p>
-      <w:r>
-        <w:t xml:space="preserve"/>
-      </w:r>
-    </w:p>
-    <w:p>
-      <w:r>
-        <w:t xml:space="preserve">5. The Procurement Team will email with instructions once the RMA is approved by the vendor.</w:t>
-      </w:r>
-    </w:p>
-    <w:p>
-      <w:r>
-        <w:t xml:space="preserve"/>
-      </w:r>
-    </w:p>
-    <w:p>
-      <w:r>
-        <w:t xml:space="preserve">6. Provide shipping labels and schedule pickup as instructed. Ground pickups: within 24-48 weekday hours. Express pickups: within 24 weekday hours (may occur Saturday, never Sunday).</w:t>
-      </w:r>
-    </w:p>
-    <w:p>
-      <w:r>
-        <w:t xml:space="preserve"/>
-      </w:r>
-    </w:p>
-    <w:p>
-      <w:r>
-        <w:t xml:space="preserve">Important notes:</w:t>
-      </w:r>
-    </w:p>
-    <w:p>
-      <w:r>
-        <w:t xml:space="preserve"/>
-      </w:r>
-    </w:p>
-    <w:p>
-      <w:r>
-        <w:t xml:space="preserve">- The specific unit submitted may not be the unit returned -- replacements may be new or refurbished from a different RMA case.</w:t>
-      </w:r>
-    </w:p>
-    <w:p>
-      <w:r>
-        <w:t xml:space="preserve"/>
-      </w:r>
-    </w:p>
-    <w:p>
-      <w:r>
-        <w:t xml:space="preserve">- bHaptic Vest RMAs are forwarded to a third-party Zendesk portal. See the Haptic Vest RMA / Zendesk SOP for that specific process.</w:t>
-      </w:r>
-    </w:p>
-    <w:p>
-      <w:r>
-        <w:t xml:space="preserve"/>
-      </w:r>
-    </w:p>
-    <w:p>
-      <w:r>
-        <w:t xml:space="preserve">- If an RMA ticket is rejected, the Procurement Team will notify the Store Manager within 24 weekday hours.</w:t>
-      </w:r>
-    </w:p>
-    <w:p>
-      <w:r>
-        <w:t xml:space="preserve"/>
-      </w:r>
-    </w:p>
-    <w:p>
-      <w:r>
-        <w:t xml:space="preserve">- Delayed responses to Procurement Team emails result in delayed RMA lead times.</w:t>
-      </w:r>
-    </w:p>
-    <w:p>
-      <w:r>
-        <w:t xml:space="preserve"/>
-      </w:r>
-    </w:p>
-    <w:p>
-      <w:r>
-        <w:t xml:space="preserve">Viewing open RMA tickets:</w:t>
-      </w:r>
-    </w:p>
-    <w:p>
-      <w:r>
-        <w:t xml:space="preserve"/>
-      </w:r>
-    </w:p>
-    <w:p>
-      <w:r>
-        <w:t xml:space="preserve">1. Go to https://sandboxvr-support.freshdesk.com/support/home.</w:t>
-      </w:r>
-    </w:p>
-    <w:p>
-      <w:r>
-        <w:t xml:space="preserve"/>
-      </w:r>
-    </w:p>
-    <w:p>
-      <w:r>
-        <w:t xml:space="preserve">2. Select Tickets in the top right corner.</w:t>
-      </w:r>
-    </w:p>
-    <w:p>
-      <w:r>
-        <w:t xml:space="preserve"/>
-      </w:r>
-    </w:p>
-    <w:p>
-      <w:r>
-        <w:t xml:space="preserve">3. Under Status, select Open or Pending to view active tickets.</w:t>
-      </w:r>
-    </w:p>
-    <w:p>
-      <w:r>
-        <w:t xml:space="preserve"/>
-      </w:r>
-    </w:p>
-    <w:p>
-      <w:r>
-        <w:t xml:space="preserve">RMA closure: An RMA closes when (1) the store confirms receipt of the replacement device and installs it if it is not a spare, and (2) the original unit has been returned to Sandbox VR. A ticket may remain open even after all store-side actions are complete while the vendor processes the returned unit on their end.</w:t>
-      </w:r>
-    </w:p>
-    <w:p>
-      <w:r>
-        <w:t xml:space="preserve"/>
-      </w:r>
-    </w:p>
-    <w:p>
-      <w:r>
-        <w:t xml:space="preserve">Link: &lt;https://sandboxvr-support.freshdesk.com/support/tickets/new?ticket_form=rma_request_form|Submit RMA Request&gt;</w:t>
+        <w:t>*Mystery Shop Challenge (Dispute)*</w:t>
+      </w:r>
+    </w:p>
+    <w:p>
+      <w:r>
+        <w:t>Use when: challenging or disputing a Mystery Shop result.</w:t>
+      </w:r>
+    </w:p>
+    <w:p>
+      <w:r>
+        <w:t>- The dispute form is the Freshdesk Mystery Shop Challenge form.</w:t>
+      </w:r>
+    </w:p>
+    <w:p>
+      <w:r>
+        <w:t>- The Mystery Shop questionnaire is available as a reference for what the shop evaluates.</w:t>
+      </w:r>
+    </w:p>
+    <w:p>
+      <w:r>
+        <w:t>DO NOT tell staff there is no Mystery Shop dispute form. The Mystery Shop Challenge form exists in Freshdesk.</w:t>
+      </w:r>
+    </w:p>
+    <w:p>
+      <w:r>
+        <w:t>DO NOT route Mystery Shop disputes solely to the Ops Leader when the Freshdesk Mystery Shop Challenge form is the correct tool.</w:t>
+      </w:r>
+    </w:p>
+    <w:p>
+      <w:r>
+        <w:t>Dispute form: &lt;https://sandboxvr-support.freshdesk.com/support/tickets/new?ticket_form=mystery_shop_challenge|Submit Mystery Shop Challenge&gt;</w:t>
+      </w:r>
+    </w:p>
+    <w:p>
+      <w:r>
+        <w:t>Questionnaire: &lt;https://docs.google.com/spreadsheets/d/1ng8gxUZ9Q31BXMUv-X6fZ6dzvajxONzPMm2uqpzHuMg/edit?usp=sharing&amp;urp=gmail_link|Mystery Shop Questionnaire&gt;</w:t>
       </w:r>
     </w:p>
     <w:p>

--- a/_67_SYSTEMS__FRESHDESK_TICKET_FORMS.docx
+++ b/_67_SYSTEMS__FRESHDESK_TICKET_FORMS.docx
@@ -1509,97 +1509,57 @@
     </w:p>
     <w:p>
       <w:r>
-        <w:t xml:space="preserve">*Example Response Patterns*</w:t>
-      </w:r>
-    </w:p>
-    <w:p>
-      <w:r>
-        <w:t xml:space="preserve"/>
-      </w:r>
-    </w:p>
-    <w:p>
-      <w:r>
-        <w:t xml:space="preserve">- "Here's the Freshdesk portal: &lt;https://sandboxvr-support.freshdesk.com/support/tickets/new|Freshdesk Support Portal&gt;. Let me know what you need and I can point you to the specific form."</w:t>
-      </w:r>
-    </w:p>
-    <w:p>
-      <w:r>
-        <w:t xml:space="preserve"/>
-      </w:r>
-    </w:p>
-    <w:p>
-      <w:r>
-        <w:t xml:space="preserve">- "To submit an RMA for broken hardware, use this form: &lt;https://sandboxvr-support.freshdesk.com/support/tickets/new?ticket_form=rma_request_form|Submit RMA Request&gt;"</w:t>
-      </w:r>
-    </w:p>
-    <w:p>
-      <w:r>
-        <w:t xml:space="preserve"/>
-      </w:r>
-    </w:p>
-    <w:p>
-      <w:r>
-        <w:t xml:space="preserve">- "The eWaste form requires a minimum of 15 items per submission. Hold onto eligible equipment until you reach that threshold, then submit here: &lt;https://docs.google.com/forms/d/e/1FAIpQLSfQ13v4A8Qf6M9qQLVU6FYBckoqP9MwWsP0bw_SOo9ugjijPA/viewform|Submit eWaste Form&gt;"</w:t>
-      </w:r>
-    </w:p>
-    <w:p>
-      <w:r>
-        <w:t xml:space="preserve"/>
-      </w:r>
-    </w:p>
-    <w:p>
-      <w:r>
-        <w:t xml:space="preserve">- "For broken phones or CCTV equipment, use the Reliability Hardware Form: &lt;https://sandboxvr-support.freshdesk.com/support/tickets/new?ticket_form=reliability_hardware_form|Submit Reliability Hardware Form&gt;"</w:t>
-      </w:r>
-    </w:p>
-    <w:p>
-      <w:r>
-        <w:t xml:space="preserve"/>
-      </w:r>
-    </w:p>
-    <w:p>
-      <w:r>
-        <w:t xml:space="preserve">- "For a store incident report, use the Store Incident Tracker: &lt;https://sandboxvr-support.freshdesk.com/support/tickets/new?ticket_form=store_incident_tracker|Submit Store Incident Tracker&gt;"</w:t>
-      </w:r>
-    </w:p>
-    <w:p>
-      <w:r>
-        <w:t xml:space="preserve"/>
-      </w:r>
-    </w:p>
-    <w:p>
-      <w:r>
-        <w:t xml:space="preserve">- "For a new team member starting, submit an onboarding request here: &lt;https://sandboxvr-support.freshdesk.com/support/tickets/new?ticket_form=onboarding_form|Submit Onboarding Form&gt;"</w:t>
-      </w:r>
-    </w:p>
-    <w:p>
-      <w:r>
-        <w:t xml:space="preserve"/>
-      </w:r>
-    </w:p>
-    <w:p>
-      <w:r>
-        <w:t xml:space="preserve">- "For a Google password reset, submit a ticket here: &lt;https://sandboxvr-support.freshdesk.com/support/tickets/new?ticket_form=google_password_reset_request_%7C_corporate|Submit Google Password Reset&gt;"</w:t>
-      </w:r>
-    </w:p>
-    <w:p>
-      <w:r>
-        <w:t xml:space="preserve"/>
-      </w:r>
-    </w:p>
-    <w:p>
-      <w:r>
-        <w:t xml:space="preserve">- "To request an Oasis content update: &lt;https://sandboxvr-support.freshdesk.com/support/tickets/new?ticket_form=oasis_content_request|Submit Oasis Content Request&gt;"</w:t>
-      </w:r>
-    </w:p>
-    <w:p>
-      <w:r>
-        <w:t xml:space="preserve"/>
-      </w:r>
-    </w:p>
-    <w:p>
-      <w:r>
-        <w:t xml:space="preserve">- "For a People Team request: &lt;https://sandboxvr-support.freshdesk.com/support/tickets/new?ticket_form=people_team_request|Submit People Team Request&gt;"</w:t>
+        <w:t>*Example Response Patterns*</w:t>
+      </w:r>
+    </w:p>
+    <w:p>
+      <w:r>
+        <w:t>- "Here's the Freshdesk portal: &lt;https://sandboxvr-support.freshdesk.com/support/tickets/new|Freshdesk Support Portal&gt;. Let me know what you need and I can point you to the specific form."</w:t>
+      </w:r>
+    </w:p>
+    <w:p>
+      <w:r>
+        <w:t>- "To submit an RMA for broken hardware, use this form: &lt;https://sandboxvr-support.freshdesk.com/support/tickets/new?ticket_form=rma_request_form|Submit RMA Request&gt;"</w:t>
+      </w:r>
+    </w:p>
+    <w:p>
+      <w:r>
+        <w:t>- "The eWaste form requires a minimum of 15 items per submission. Hold onto eligible equipment until you reach that threshold, then submit here: &lt;https://docs.google.com/forms/d/e/1FAIpQLSfQ13v4A8Qf6M9qQLVU6FYBckoqP9MwWsP0bw_SOo9ugjijPA/viewform|Submit eWaste Form&gt;"</w:t>
+      </w:r>
+    </w:p>
+    <w:p>
+      <w:r>
+        <w:t>- "For broken phones or CCTV equipment, use the Reliability Hardware Form: &lt;https://sandboxvr-support.freshdesk.com/support/tickets/new?ticket_form=reliability_hardware_form|Submit Reliability Hardware Form&gt;"</w:t>
+      </w:r>
+    </w:p>
+    <w:p>
+      <w:r>
+        <w:t>- "For a store incident report, use the Store Incident Tracker: &lt;https://sandboxvr-support.freshdesk.com/support/tickets/new?ticket_form=store_incident_tracker|Submit Store Incident Tracker&gt;"</w:t>
+      </w:r>
+    </w:p>
+    <w:p>
+      <w:r>
+        <w:t>- "For a new team member starting, submit an onboarding request here: &lt;https://sandboxvr-support.freshdesk.com/support/tickets/new?ticket_form=onboarding_form|Submit Onboarding Form&gt;"</w:t>
+      </w:r>
+    </w:p>
+    <w:p>
+      <w:r>
+        <w:t>- "For a Google password reset, submit a ticket here: &lt;https://sandboxvr-support.freshdesk.com/support/tickets/new?ticket_form=google_password_reset_request_%7C_corporate|Submit Google Password Reset&gt;"</w:t>
+      </w:r>
+    </w:p>
+    <w:p>
+      <w:r>
+        <w:t>- "To request an Oasis content update: &lt;https://sandboxvr-support.freshdesk.com/support/tickets/new?ticket_form=oasis_content_request|Submit Oasis Content Request&gt;"</w:t>
+      </w:r>
+    </w:p>
+    <w:p>
+      <w:r>
+        <w:t>- "For a People Team request: &lt;https://sandboxvr-support.freshdesk.com/support/tickets/new?ticket_form=people_team_request|Submit People Team Request&gt;"</w:t>
+      </w:r>
+    </w:p>
+    <w:p>
+      <w:r>
+        <w:t>- "For a Mystery Shop dispute, use the Mystery Shop Dispute Form: &lt;https://sandboxvr-support.freshdesk.com/support/tickets/new?ticket_form=mystery_shop_challenge|Submit Mystery Shop Dispute Form&gt;"</w:t>
       </w:r>
     </w:p>
     <w:p>

--- a/_67_SYSTEMS__FRESHDESK_TICKET_FORMS.docx
+++ b/_67_SYSTEMS__FRESHDESK_TICKET_FORMS.docx
@@ -1559,7 +1559,7 @@
     </w:p>
     <w:p>
       <w:r>
-        <w:t>- "For a Mystery Shop dispute, use the Mystery Shop Dispute Form: &lt;https://sandboxvr-support.freshdesk.com/support/tickets/new?ticket_form=mystery_shop_challenge|Submit Mystery Shop Dispute Form&gt;"</w:t>
+        <w:t>- "For a Mystery Shop challenge, use the Mystery Shop Challenge Form: &lt;https://sandboxvr-support.freshdesk.com/support/tickets/new?ticket_form=mystery_shop_challenge|Submit Mystery Shop Challenge Form&gt;"</w:t>
       </w:r>
     </w:p>
     <w:p>
